--- a/backend/templates/invoice/aca-technologies.docx
+++ b/backend/templates/invoice/aca-technologies.docx
@@ -269,78 +269,7 @@
           </w:p>
         </w:tc>
       </w:tr>
-      <w:tr>
-        <w:tc>
-          <w:tcPr>
-            <w:tcW w:w="4819" w:type="dxa"/>
-            <w:tcBorders>
-              <w:top w:val="nil"/>
-              <w:left w:val="single" w:sz="4" w:space="0" w:color="E5E5E8"/>
-              <w:bottom w:val="single" w:sz="4" w:space="0" w:color="E5E5E8"/>
-              <w:right w:val="nil"/>
-            </w:tcBorders>
-            <w:shd w:val="clear" w:color="auto" w:fill="F7F7F9"/>
-            <w:tcMar>
-              <w:top w:w="60" w:type="dxa"/>
-              <w:left w:w="120" w:type="dxa"/>
-              <w:bottom w:w="60" w:type="dxa"/>
-              <w:right w:w="60" w:type="dxa"/>
-            </w:tcMar>
-          </w:tcPr>
-          <w:p>
-            <w:pPr>
-              <w:spacing w:after="0"/>
-            </w:pPr>
-            <w:r>
-              <w:rPr>
-                <w:rFonts w:ascii="Segoe UI" w:hAnsi="Segoe UI"/>
-                <w:color w:val="444444"/>
-                <w:sz w:val="19"/>
-              </w:rPr>
-              <w:t>Technology / Subject</w:t>
-            </w:r>
-          </w:p>
-        </w:tc>
-        <w:tc>
-          <w:tcPr>
-            <w:tcW w:w="4819" w:type="dxa"/>
-            <w:tcBorders>
-              <w:top w:val="nil"/>
-              <w:left w:val="nil"/>
-              <w:bottom w:val="single" w:sz="4" w:space="0" w:color="E5E5E8"/>
-              <w:right w:val="single" w:sz="4" w:space="0" w:color="E5E5E8"/>
-            </w:tcBorders>
-            <w:shd w:val="clear" w:color="auto" w:fill="F7F7F9"/>
-            <w:tcMar>
-              <w:top w:w="60" w:type="dxa"/>
-              <w:left w:w="60" w:type="dxa"/>
-              <w:bottom w:w="60" w:type="dxa"/>
-              <w:right w:w="120" w:type="dxa"/>
-            </w:tcMar>
-          </w:tcPr>
-          <w:p>
-            <w:pPr>
-              <w:spacing w:after="0"/>
-              <w:jc w:val="right"/>
-            </w:pPr>
-            <w:r>
-              <w:rPr>
-                <w:rFonts w:ascii="Segoe UI" w:hAnsi="Segoe UI"/>
-                <w:b/>
-                <w:color w:val="000000"/>
-                <w:sz w:val="19"/>
-              </w:rPr>
-              <w:t>{{ technology }}</w:t>
-            </w:r>
-          </w:p>
-        </w:tc>
-      </w:tr>
     </w:tbl>
-    <w:p>
-      <w:pPr>
-        <w:spacing w:after="80"/>
-      </w:pPr>
-    </w:p>
     <w:p>
       <w:pPr>
         <w:pBdr>
@@ -723,9 +652,19 @@
                 <w:color w:val="FFFFFF"/>
                 <w:sz w:val="2"/>
               </w:rPr>
-              <w:t xml:space="preserve"> in range(</w:t>
+              <w:t xml:space="preserve"> in </w:t>
+            </w:r>
+            <w:proofErr w:type="gramStart"/>
+            <w:r>
+              <w:rPr>
+                <w:rFonts w:ascii="Segoe UI" w:hAnsi="Segoe UI"/>
+                <w:color w:val="FFFFFF"/>
+                <w:sz w:val="2"/>
+              </w:rPr>
+              <w:t>range(</w:t>
             </w:r>
             <w:proofErr w:type="spellStart"/>
+            <w:proofErr w:type="gramEnd"/>
             <w:r>
               <w:rPr>
                 <w:rFonts w:ascii="Segoe UI" w:hAnsi="Segoe UI"/>
@@ -741,7 +680,7 @@
                 <w:color w:val="FFFFFF"/>
                 <w:sz w:val="2"/>
               </w:rPr>
-              <w:t xml:space="preserve"> if num_rows else 3) %}</w:t>
+              <w:t xml:space="preserve"> if num_rows else 1) %}</w:t>
             </w:r>
           </w:p>
         </w:tc>
@@ -781,10 +720,37 @@
               <w:right w:w="100" w:type="dxa"/>
             </w:tcMar>
           </w:tcPr>
+          <w:p/>
+        </w:tc>
+        <w:tc>
+          <w:tcPr>
+            <w:tcW w:w="1701" w:type="dxa"/>
+            <w:tcBorders>
+              <w:top w:val="single" w:sz="4" w:space="0" w:color="auto"/>
+              <w:left w:val="single" w:sz="4" w:space="0" w:color="auto"/>
+              <w:bottom w:val="single" w:sz="4" w:space="0" w:color="auto"/>
+              <w:right w:val="single" w:sz="4" w:space="0" w:color="auto"/>
+            </w:tcBorders>
+            <w:tcMar>
+              <w:top w:w="180" w:type="dxa"/>
+              <w:left w:w="100" w:type="dxa"/>
+              <w:bottom w:w="180" w:type="dxa"/>
+              <w:right w:w="100" w:type="dxa"/>
+            </w:tcMar>
+          </w:tcPr>
           <w:p>
+            <w:pPr>
+              <w:jc w:val="right"/>
+              <w:rPr>
+                <w:b/>
+                <w:bCs/>
+              </w:rPr>
+            </w:pPr>
             <w:r>
               <w:rPr>
                 <w:rFonts w:ascii="Segoe UI" w:hAnsi="Segoe UI"/>
+                <w:b/>
+                <w:bCs/>
                 <w:sz w:val="19"/>
               </w:rPr>
               <w:t> </w:t>
@@ -815,32 +781,15 @@
                 <w:bCs/>
               </w:rPr>
             </w:pPr>
-          </w:p>
-        </w:tc>
-        <w:tc>
-          <w:tcPr>
-            <w:tcW w:w="1701" w:type="dxa"/>
-            <w:tcBorders>
-              <w:top w:val="single" w:sz="4" w:space="0" w:color="auto"/>
-              <w:left w:val="single" w:sz="4" w:space="0" w:color="auto"/>
-              <w:bottom w:val="single" w:sz="4" w:space="0" w:color="auto"/>
-              <w:right w:val="single" w:sz="4" w:space="0" w:color="auto"/>
-            </w:tcBorders>
-            <w:tcMar>
-              <w:top w:w="180" w:type="dxa"/>
-              <w:left w:w="100" w:type="dxa"/>
-              <w:bottom w:w="180" w:type="dxa"/>
-              <w:right w:w="100" w:type="dxa"/>
-            </w:tcMar>
-          </w:tcPr>
-          <w:p>
-            <w:pPr>
-              <w:jc w:val="right"/>
+            <w:r>
               <w:rPr>
+                <w:rFonts w:ascii="Segoe UI" w:hAnsi="Segoe UI"/>
                 <w:b/>
                 <w:bCs/>
+                <w:sz w:val="19"/>
               </w:rPr>
-            </w:pPr>
+              <w:t> </w:t>
+            </w:r>
           </w:p>
         </w:tc>
         <w:tc>
@@ -898,7 +847,6 @@
     <w:tbl>
       <w:tblPr>
         <w:tblW w:w="0" w:type="auto"/>
-        <w:jc w:val="center"/>
         <w:tblBorders>
           <w:top w:val="nil"/>
           <w:left w:val="nil"/>
@@ -914,9 +862,6 @@
         <w:gridCol w:w="7937"/>
       </w:tblGrid>
       <w:tr>
-        <w:trPr>
-          <w:jc w:val="center"/>
-        </w:trPr>
         <w:tc>
           <w:tcPr>
             <w:tcW w:w="7937" w:type="dxa"/>
@@ -942,43 +887,7 @@
                 <w:color w:val="000000"/>
                 <w:sz w:val="20"/>
               </w:rPr>
-              <w:t xml:space="preserve">                                                                                   </w:t>
-            </w:r>
-            <w:r>
-              <w:rPr>
-                <w:rFonts w:ascii="Segoe UI" w:hAnsi="Segoe UI"/>
-                <w:b/>
-                <w:color w:val="000000"/>
-                <w:sz w:val="20"/>
-              </w:rPr>
-              <w:t xml:space="preserve">  </w:t>
-            </w:r>
-            <w:r>
-              <w:rPr>
-                <w:rFonts w:ascii="Segoe UI" w:hAnsi="Segoe UI"/>
-                <w:b/>
-                <w:color w:val="000000"/>
-                <w:sz w:val="20"/>
-              </w:rPr>
-              <w:t xml:space="preserve"> Total Amount</w:t>
-            </w:r>
-            <w:r>
-              <w:rPr>
-                <w:rFonts w:ascii="Segoe UI" w:hAnsi="Segoe UI"/>
-                <w:b/>
-                <w:color w:val="000000"/>
-                <w:sz w:val="20"/>
-              </w:rPr>
-              <w:t xml:space="preserve"> :</w:t>
-            </w:r>
-            <w:r>
-              <w:rPr>
-                <w:rFonts w:ascii="Segoe UI" w:hAnsi="Segoe UI"/>
-                <w:b/>
-                <w:color w:val="000000"/>
-                <w:sz w:val="20"/>
-              </w:rPr>
-              <w:t xml:space="preserve"> </w:t>
+              <w:t xml:space="preserve">                                                                                                   Total Amount </w:t>
             </w:r>
           </w:p>
         </w:tc>
@@ -991,8 +900,226 @@
     </w:p>
     <w:p>
       <w:pPr>
+        <w:spacing w:after="80"/>
+        <w:rPr>
+          <w:rFonts w:ascii="Segoe UI" w:hAnsi="Segoe UI" w:cs="Segoe UI"/>
+          <w:b/>
+          <w:bCs/>
+        </w:rPr>
+      </w:pPr>
+      <w:r>
+        <w:rPr>
+          <w:rFonts w:ascii="Segoe UI" w:hAnsi="Segoe UI" w:cs="Segoe UI"/>
+          <w:b/>
+          <w:bCs/>
+          <w:noProof/>
+          <w:color w:val="0D0D0D" w:themeColor="text1" w:themeTint="F2"/>
+        </w:rPr>
+        <mc:AlternateContent>
+          <mc:Choice Requires="wps">
+            <w:drawing>
+              <wp:anchor distT="0" distB="0" distL="114300" distR="114300" simplePos="0" relativeHeight="251658752" behindDoc="0" locked="0" layoutInCell="1" allowOverlap="1" wp14:anchorId="2C3B18EF" wp14:editId="24506746">
+                <wp:simplePos x="0" y="0"/>
+                <wp:positionH relativeFrom="column">
+                  <wp:posOffset>-3810</wp:posOffset>
+                </wp:positionH>
+                <wp:positionV relativeFrom="paragraph">
+                  <wp:posOffset>168275</wp:posOffset>
+                </wp:positionV>
+                <wp:extent cx="6103620" cy="38100"/>
+                <wp:effectExtent l="0" t="0" r="30480" b="19050"/>
+                <wp:wrapNone/>
+                <wp:docPr id="975105998" name="Straight Connector 1"/>
+                <wp:cNvGraphicFramePr/>
+                <a:graphic xmlns:a="http://schemas.openxmlformats.org/drawingml/2006/main">
+                  <a:graphicData uri="http://schemas.microsoft.com/office/word/2010/wordprocessingShape">
+                    <wps:wsp>
+                      <wps:cNvCnPr/>
+                      <wps:spPr>
+                        <a:xfrm flipV="1">
+                          <a:off x="0" y="0"/>
+                          <a:ext cx="6103620" cy="38100"/>
+                        </a:xfrm>
+                        <a:prstGeom prst="line">
+                          <a:avLst/>
+                        </a:prstGeom>
+                      </wps:spPr>
+                      <wps:style>
+                        <a:lnRef idx="1">
+                          <a:schemeClr val="dk1"/>
+                        </a:lnRef>
+                        <a:fillRef idx="0">
+                          <a:schemeClr val="dk1"/>
+                        </a:fillRef>
+                        <a:effectRef idx="0">
+                          <a:schemeClr val="dk1"/>
+                        </a:effectRef>
+                        <a:fontRef idx="minor">
+                          <a:schemeClr val="tx1"/>
+                        </a:fontRef>
+                      </wps:style>
+                      <wps:bodyPr/>
+                    </wps:wsp>
+                  </a:graphicData>
+                </a:graphic>
+                <wp14:sizeRelH relativeFrom="margin">
+                  <wp14:pctWidth>0</wp14:pctWidth>
+                </wp14:sizeRelH>
+                <wp14:sizeRelV relativeFrom="margin">
+                  <wp14:pctHeight>0</wp14:pctHeight>
+                </wp14:sizeRelV>
+              </wp:anchor>
+            </w:drawing>
+          </mc:Choice>
+          <mc:Fallback>
+            <w:pict>
+              <v:line w14:anchorId="698F4258" id="Straight Connector 1" o:spid="_x0000_s1026" style="position:absolute;flip:y;z-index:251658752;visibility:visible;mso-wrap-style:square;mso-width-percent:0;mso-height-percent:0;mso-wrap-distance-left:9pt;mso-wrap-distance-top:0;mso-wrap-distance-right:9pt;mso-wrap-distance-bottom:0;mso-position-horizontal:absolute;mso-position-horizontal-relative:text;mso-position-vertical:absolute;mso-position-vertical-relative:text;mso-width-percent:0;mso-height-percent:0;mso-width-relative:margin;mso-height-relative:margin" from="-.3pt,13.25pt" to="480.3pt,16.25pt" o:gfxdata="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" strokecolor="black [3040]"/>
+            </w:pict>
+          </mc:Fallback>
+        </mc:AlternateContent>
+      </w:r>
+      <w:r>
+        <w:rPr>
+          <w:rFonts w:ascii="Segoe UI" w:hAnsi="Segoe UI" w:cs="Segoe UI"/>
+          <w:b/>
+          <w:bCs/>
+        </w:rPr>
+        <w:t>Training Detail</w:t>
+      </w:r>
+      <w:r>
+        <w:rPr>
+          <w:rFonts w:ascii="Segoe UI" w:hAnsi="Segoe UI" w:cs="Segoe UI"/>
+          <w:b/>
+          <w:bCs/>
+        </w:rPr>
+        <w:t>s</w:t>
+      </w:r>
+    </w:p>
+    <w:tbl>
+      <w:tblPr>
+        <w:tblStyle w:val="TableGrid"/>
+        <w:tblW w:w="0" w:type="auto"/>
+        <w:tblLook w:val="04A0" w:firstRow="1" w:lastRow="0" w:firstColumn="1" w:lastColumn="0" w:noHBand="0" w:noVBand="1"/>
+      </w:tblPr>
+      <w:tblGrid>
+        <w:gridCol w:w="4927"/>
+        <w:gridCol w:w="4927"/>
+      </w:tblGrid>
+      <w:tr>
+        <w:tc>
+          <w:tcPr>
+            <w:tcW w:w="4927" w:type="dxa"/>
+          </w:tcPr>
+          <w:p>
+            <w:pPr>
+              <w:spacing w:after="80"/>
+              <w:rPr>
+                <w:rFonts w:cs="Segoe UI"/>
+                <w:b/>
+                <w:bCs/>
+              </w:rPr>
+            </w:pPr>
+            <w:r>
+              <w:rPr>
+                <w:color w:val="444444"/>
+              </w:rPr>
+              <w:t>Technology / Subject</w:t>
+            </w:r>
+          </w:p>
+        </w:tc>
+        <w:tc>
+          <w:tcPr>
+            <w:tcW w:w="4927" w:type="dxa"/>
+          </w:tcPr>
+          <w:p>
+            <w:pPr>
+              <w:spacing w:after="80"/>
+              <w:rPr>
+                <w:rFonts w:ascii="Segoe UI" w:hAnsi="Segoe UI" w:cs="Segoe UI"/>
+                <w:b/>
+                <w:bCs/>
+              </w:rPr>
+            </w:pPr>
+          </w:p>
+        </w:tc>
+      </w:tr>
+      <w:tr>
+        <w:tc>
+          <w:tcPr>
+            <w:tcW w:w="4927" w:type="dxa"/>
+          </w:tcPr>
+          <w:p>
+            <w:pPr>
+              <w:spacing w:after="80"/>
+              <w:rPr>
+                <w:rFonts w:cs="Segoe UI"/>
+              </w:rPr>
+            </w:pPr>
+            <w:r>
+              <w:rPr>
+                <w:rFonts w:cs="Segoe UI"/>
+              </w:rPr>
+              <w:t>Start Date</w:t>
+            </w:r>
+          </w:p>
+        </w:tc>
+        <w:tc>
+          <w:tcPr>
+            <w:tcW w:w="4927" w:type="dxa"/>
+          </w:tcPr>
+          <w:p>
+            <w:pPr>
+              <w:spacing w:after="80"/>
+              <w:rPr>
+                <w:rFonts w:ascii="Segoe UI" w:hAnsi="Segoe UI" w:cs="Segoe UI"/>
+                <w:b/>
+                <w:bCs/>
+              </w:rPr>
+            </w:pPr>
+          </w:p>
+        </w:tc>
+      </w:tr>
+      <w:tr>
+        <w:tc>
+          <w:tcPr>
+            <w:tcW w:w="4927" w:type="dxa"/>
+          </w:tcPr>
+          <w:p>
+            <w:pPr>
+              <w:spacing w:after="80"/>
+              <w:rPr>
+                <w:rFonts w:cs="Segoe UI"/>
+              </w:rPr>
+            </w:pPr>
+            <w:r>
+              <w:rPr>
+                <w:rFonts w:cs="Segoe UI"/>
+              </w:rPr>
+              <w:t>End Date</w:t>
+            </w:r>
+          </w:p>
+        </w:tc>
+        <w:tc>
+          <w:tcPr>
+            <w:tcW w:w="4927" w:type="dxa"/>
+          </w:tcPr>
+          <w:p>
+            <w:pPr>
+              <w:spacing w:after="80"/>
+              <w:rPr>
+                <w:rFonts w:ascii="Segoe UI" w:hAnsi="Segoe UI" w:cs="Segoe UI"/>
+                <w:b/>
+                <w:bCs/>
+              </w:rPr>
+            </w:pPr>
+          </w:p>
+        </w:tc>
+      </w:tr>
+    </w:tbl>
+    <w:p>
+      <w:pPr>
         <w:pBdr>
-          <w:bottom w:val="single" w:sz="10" w:space="4" w:color="1A1A2E"/>
+          <w:bottom w:val="single" w:sz="10" w:space="0" w:color="1A1A2E"/>
         </w:pBdr>
         <w:spacing w:before="120" w:after="160"/>
       </w:pPr>
@@ -11092,7 +11219,7 @@
       </w:tcPr>
     </w:tblStylePr>
   </w:style>
-  <w:style w:type="table" w:styleId="ColourfulShading">
+  <w:style w:type="table" w:styleId="ColorfulShading">
     <w:name w:val="Colorful Shading"/>
     <w:basedOn w:val="TableNormal"/>
     <w:uiPriority w:val="71"/>
@@ -11207,7 +11334,7 @@
       </w:rPr>
     </w:tblStylePr>
   </w:style>
-  <w:style w:type="table" w:styleId="ColourfulShadingAccent1">
+  <w:style w:type="table" w:styleId="ColorfulShading-Accent1">
     <w:name w:val="Colorful Shading Accent 1"/>
     <w:basedOn w:val="TableNormal"/>
     <w:uiPriority w:val="71"/>
@@ -11322,7 +11449,7 @@
       </w:rPr>
     </w:tblStylePr>
   </w:style>
-  <w:style w:type="table" w:styleId="ColourfulShadingAccent2">
+  <w:style w:type="table" w:styleId="ColorfulShading-Accent2">
     <w:name w:val="Colorful Shading Accent 2"/>
     <w:basedOn w:val="TableNormal"/>
     <w:uiPriority w:val="71"/>
@@ -11437,7 +11564,7 @@
       </w:rPr>
     </w:tblStylePr>
   </w:style>
-  <w:style w:type="table" w:styleId="ColourfulShadingAccent3">
+  <w:style w:type="table" w:styleId="ColorfulShading-Accent3">
     <w:name w:val="Colorful Shading Accent 3"/>
     <w:basedOn w:val="TableNormal"/>
     <w:uiPriority w:val="71"/>
@@ -11542,7 +11669,7 @@
       </w:tcPr>
     </w:tblStylePr>
   </w:style>
-  <w:style w:type="table" w:styleId="ColourfulShadingAccent4">
+  <w:style w:type="table" w:styleId="ColorfulShading-Accent4">
     <w:name w:val="Colorful Shading Accent 4"/>
     <w:basedOn w:val="TableNormal"/>
     <w:uiPriority w:val="71"/>
@@ -11657,7 +11784,7 @@
       </w:rPr>
     </w:tblStylePr>
   </w:style>
-  <w:style w:type="table" w:styleId="ColourfulShadingAccent5">
+  <w:style w:type="table" w:styleId="ColorfulShading-Accent5">
     <w:name w:val="Colorful Shading Accent 5"/>
     <w:basedOn w:val="TableNormal"/>
     <w:uiPriority w:val="71"/>
@@ -11772,7 +11899,7 @@
       </w:rPr>
     </w:tblStylePr>
   </w:style>
-  <w:style w:type="table" w:styleId="ColourfulShadingAccent6">
+  <w:style w:type="table" w:styleId="ColorfulShading-Accent6">
     <w:name w:val="Colorful Shading Accent 6"/>
     <w:basedOn w:val="TableNormal"/>
     <w:uiPriority w:val="71"/>
@@ -11887,7 +12014,7 @@
       </w:rPr>
     </w:tblStylePr>
   </w:style>
-  <w:style w:type="table" w:styleId="ColourfulList">
+  <w:style w:type="table" w:styleId="ColorfulList">
     <w:name w:val="Colorful List"/>
     <w:basedOn w:val="TableNormal"/>
     <w:uiPriority w:val="72"/>
@@ -11966,7 +12093,7 @@
       </w:tcPr>
     </w:tblStylePr>
   </w:style>
-  <w:style w:type="table" w:styleId="ColourfulListAccent1">
+  <w:style w:type="table" w:styleId="ColorfulList-Accent1">
     <w:name w:val="Colorful List Accent 1"/>
     <w:basedOn w:val="TableNormal"/>
     <w:uiPriority w:val="72"/>
@@ -12045,7 +12172,7 @@
       </w:tcPr>
     </w:tblStylePr>
   </w:style>
-  <w:style w:type="table" w:styleId="ColourfulListAccent2">
+  <w:style w:type="table" w:styleId="ColorfulList-Accent2">
     <w:name w:val="Colorful List Accent 2"/>
     <w:basedOn w:val="TableNormal"/>
     <w:uiPriority w:val="72"/>
@@ -12124,7 +12251,7 @@
       </w:tcPr>
     </w:tblStylePr>
   </w:style>
-  <w:style w:type="table" w:styleId="ColourfulListAccent3">
+  <w:style w:type="table" w:styleId="ColorfulList-Accent3">
     <w:name w:val="Colorful List Accent 3"/>
     <w:basedOn w:val="TableNormal"/>
     <w:uiPriority w:val="72"/>
@@ -12203,7 +12330,7 @@
       </w:tcPr>
     </w:tblStylePr>
   </w:style>
-  <w:style w:type="table" w:styleId="ColourfulListAccent4">
+  <w:style w:type="table" w:styleId="ColorfulList-Accent4">
     <w:name w:val="Colorful List Accent 4"/>
     <w:basedOn w:val="TableNormal"/>
     <w:uiPriority w:val="72"/>
@@ -12282,7 +12409,7 @@
       </w:tcPr>
     </w:tblStylePr>
   </w:style>
-  <w:style w:type="table" w:styleId="ColourfulListAccent5">
+  <w:style w:type="table" w:styleId="ColorfulList-Accent5">
     <w:name w:val="Colorful List Accent 5"/>
     <w:basedOn w:val="TableNormal"/>
     <w:uiPriority w:val="72"/>
@@ -12361,7 +12488,7 @@
       </w:tcPr>
     </w:tblStylePr>
   </w:style>
-  <w:style w:type="table" w:styleId="ColourfulListAccent6">
+  <w:style w:type="table" w:styleId="ColorfulList-Accent6">
     <w:name w:val="Colorful List Accent 6"/>
     <w:basedOn w:val="TableNormal"/>
     <w:uiPriority w:val="72"/>
@@ -12440,7 +12567,7 @@
       </w:tcPr>
     </w:tblStylePr>
   </w:style>
-  <w:style w:type="table" w:styleId="ColourfulGrid">
+  <w:style w:type="table" w:styleId="ColorfulGrid">
     <w:name w:val="Colorful Grid"/>
     <w:basedOn w:val="TableNormal"/>
     <w:uiPriority w:val="73"/>
@@ -12513,7 +12640,7 @@
       </w:tcPr>
     </w:tblStylePr>
   </w:style>
-  <w:style w:type="table" w:styleId="ColourfulGridAccent1">
+  <w:style w:type="table" w:styleId="ColorfulGrid-Accent1">
     <w:name w:val="Colorful Grid Accent 1"/>
     <w:basedOn w:val="TableNormal"/>
     <w:uiPriority w:val="73"/>
@@ -12586,7 +12713,7 @@
       </w:tcPr>
     </w:tblStylePr>
   </w:style>
-  <w:style w:type="table" w:styleId="ColourfulGridAccent2">
+  <w:style w:type="table" w:styleId="ColorfulGrid-Accent2">
     <w:name w:val="Colorful Grid Accent 2"/>
     <w:basedOn w:val="TableNormal"/>
     <w:uiPriority w:val="73"/>
@@ -12659,7 +12786,7 @@
       </w:tcPr>
     </w:tblStylePr>
   </w:style>
-  <w:style w:type="table" w:styleId="ColourfulGridAccent3">
+  <w:style w:type="table" w:styleId="ColorfulGrid-Accent3">
     <w:name w:val="Colorful Grid Accent 3"/>
     <w:basedOn w:val="TableNormal"/>
     <w:uiPriority w:val="73"/>
@@ -12732,7 +12859,7 @@
       </w:tcPr>
     </w:tblStylePr>
   </w:style>
-  <w:style w:type="table" w:styleId="ColourfulGridAccent4">
+  <w:style w:type="table" w:styleId="ColorfulGrid-Accent4">
     <w:name w:val="Colorful Grid Accent 4"/>
     <w:basedOn w:val="TableNormal"/>
     <w:uiPriority w:val="73"/>
@@ -12805,7 +12932,7 @@
       </w:tcPr>
     </w:tblStylePr>
   </w:style>
-  <w:style w:type="table" w:styleId="ColourfulGridAccent5">
+  <w:style w:type="table" w:styleId="ColorfulGrid-Accent5">
     <w:name w:val="Colorful Grid Accent 5"/>
     <w:basedOn w:val="TableNormal"/>
     <w:uiPriority w:val="73"/>
@@ -12878,7 +13005,7 @@
       </w:tcPr>
     </w:tblStylePr>
   </w:style>
-  <w:style w:type="table" w:styleId="ColourfulGridAccent6">
+  <w:style w:type="table" w:styleId="ColorfulGrid-Accent6">
     <w:name w:val="Colorful Grid Accent 6"/>
     <w:basedOn w:val="TableNormal"/>
     <w:uiPriority w:val="73"/>

--- a/backend/templates/invoice/aca-technologies.docx
+++ b/backend/templates/invoice/aca-technologies.docx
@@ -373,7 +373,9 @@
                 <w:rFonts w:ascii="Segoe UI" w:hAnsi="Segoe UI"/>
                 <w:sz w:val="19"/>
               </w:rPr>
-              <w:t> </w:t>
+            </w:r>
+            <w:r>
+              <w:t>{{ invoice_number }}</w:t>
             </w:r>
           </w:p>
         </w:tc>
@@ -680,7 +682,7 @@
                 <w:color w:val="FFFFFF"/>
                 <w:sz w:val="2"/>
               </w:rPr>
-              <w:t xml:space="preserve"> if num_rows else 1) %}</w:t>
+              <w:t xml:space="preserve"> if num_rows else 3) %}</w:t>
             </w:r>
           </w:p>
         </w:tc>
@@ -973,7 +975,7 @@
           </mc:Choice>
           <mc:Fallback>
             <w:pict>
-              <v:line w14:anchorId="698F4258" id="Straight Connector 1" o:spid="_x0000_s1026" style="position:absolute;flip:y;z-index:251658752;visibility:visible;mso-wrap-style:square;mso-width-percent:0;mso-height-percent:0;mso-wrap-distance-left:9pt;mso-wrap-distance-top:0;mso-wrap-distance-right:9pt;mso-wrap-distance-bottom:0;mso-position-horizontal:absolute;mso-position-horizontal-relative:text;mso-position-vertical:absolute;mso-position-vertical-relative:text;mso-width-percent:0;mso-height-percent:0;mso-width-relative:margin;mso-height-relative:margin" from="-.3pt,13.25pt" to="480.3pt,16.25pt" o:gfxdata="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" strokecolor="black [3040]"/>
+              <v:line w14:anchorId="672C8F50" id="Straight Connector 1" o:spid="_x0000_s1026" style="position:absolute;flip:y;z-index:251658752;visibility:visible;mso-wrap-style:square;mso-width-percent:0;mso-height-percent:0;mso-wrap-distance-left:9pt;mso-wrap-distance-top:0;mso-wrap-distance-right:9pt;mso-wrap-distance-bottom:0;mso-position-horizontal:absolute;mso-position-horizontal-relative:text;mso-position-vertical:absolute;mso-position-vertical-relative:text;mso-width-percent:0;mso-height-percent:0;mso-width-relative:margin;mso-height-relative:margin" from="-.3pt,13.25pt" to="480.3pt,16.25pt" o:gfxdata="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" strokecolor="black [3040]"/>
             </w:pict>
           </mc:Fallback>
         </mc:AlternateContent>
@@ -1002,13 +1004,13 @@
         <w:tblLook w:val="04A0" w:firstRow="1" w:lastRow="0" w:firstColumn="1" w:lastColumn="0" w:noHBand="0" w:noVBand="1"/>
       </w:tblPr>
       <w:tblGrid>
-        <w:gridCol w:w="4927"/>
-        <w:gridCol w:w="4927"/>
+        <w:gridCol w:w="2358"/>
+        <w:gridCol w:w="7496"/>
       </w:tblGrid>
       <w:tr>
         <w:tc>
           <w:tcPr>
-            <w:tcW w:w="4927" w:type="dxa"/>
+            <w:tcW w:w="2358" w:type="dxa"/>
           </w:tcPr>
           <w:p>
             <w:pPr>
@@ -1021,7 +1023,7 @@
             </w:pPr>
             <w:r>
               <w:rPr>
-                <w:color w:val="444444"/>
+                <w:color w:val="000000" w:themeColor="text1"/>
               </w:rPr>
               <w:t>Technology / Subject</w:t>
             </w:r>
@@ -1029,7 +1031,7 @@
         </w:tc>
         <w:tc>
           <w:tcPr>
-            <w:tcW w:w="4927" w:type="dxa"/>
+            <w:tcW w:w="7496" w:type="dxa"/>
           </w:tcPr>
           <w:p>
             <w:pPr>
@@ -1046,7 +1048,7 @@
       <w:tr>
         <w:tc>
           <w:tcPr>
-            <w:tcW w:w="4927" w:type="dxa"/>
+            <w:tcW w:w="2358" w:type="dxa"/>
           </w:tcPr>
           <w:p>
             <w:pPr>
@@ -1059,13 +1061,19 @@
               <w:rPr>
                 <w:rFonts w:cs="Segoe UI"/>
               </w:rPr>
-              <w:t>Start Date</w:t>
+              <w:t>Attend</w:t>
+            </w:r>
+            <w:r>
+              <w:rPr>
+                <w:rFonts w:cs="Segoe UI"/>
+              </w:rPr>
+              <w:t xml:space="preserve"> Date</w:t>
             </w:r>
           </w:p>
         </w:tc>
         <w:tc>
           <w:tcPr>
-            <w:tcW w:w="4927" w:type="dxa"/>
+            <w:tcW w:w="7496" w:type="dxa"/>
           </w:tcPr>
           <w:p>
             <w:pPr>
@@ -1076,42 +1084,9 @@
                 <w:bCs/>
               </w:rPr>
             </w:pPr>
-          </w:p>
-        </w:tc>
-      </w:tr>
-      <w:tr>
-        <w:tc>
-          <w:tcPr>
-            <w:tcW w:w="4927" w:type="dxa"/>
-          </w:tcPr>
-          <w:p>
-            <w:pPr>
-              <w:spacing w:after="80"/>
-              <w:rPr>
-                <w:rFonts w:cs="Segoe UI"/>
-              </w:rPr>
-            </w:pPr>
             <w:r>
-              <w:rPr>
-                <w:rFonts w:cs="Segoe UI"/>
-              </w:rPr>
-              <w:t>End Date</w:t>
+              <w:t>{{ attended_dates_display }}</w:t>
             </w:r>
-          </w:p>
-        </w:tc>
-        <w:tc>
-          <w:tcPr>
-            <w:tcW w:w="4927" w:type="dxa"/>
-          </w:tcPr>
-          <w:p>
-            <w:pPr>
-              <w:spacing w:after="80"/>
-              <w:rPr>
-                <w:rFonts w:ascii="Segoe UI" w:hAnsi="Segoe UI" w:cs="Segoe UI"/>
-                <w:b/>
-                <w:bCs/>
-              </w:rPr>
-            </w:pPr>
           </w:p>
         </w:tc>
       </w:tr>

--- a/backend/templates/invoice/aca-technologies.docx
+++ b/backend/templates/invoice/aca-technologies.docx
@@ -436,7 +436,7 @@
                 <w:rFonts w:ascii="Segoe UI" w:hAnsi="Segoe UI"/>
                 <w:sz w:val="19"/>
               </w:rPr>
-              <w:t> </w:t>
+              <w:t>{{ invoice_date }}</w:t>
             </w:r>
           </w:p>
         </w:tc>

--- a/backend/templates/invoice/aca-technologies.docx
+++ b/backend/templates/invoice/aca-technologies.docx
@@ -15,6 +15,12 @@
         </w:tblBorders>
         <w:tblLayout w:type="fixed"/>
         <w:tblLook w:val="04A0" w:firstRow="1" w:lastRow="0" w:firstColumn="1" w:lastColumn="0" w:noHBand="0" w:noVBand="1"/>
+        <w:tblCellMar>
+          <w:top w:w="30" w:type="dxa"/>
+          <w:bottom w:w="30" w:type="dxa"/>
+          <w:start w:w="80" w:type="dxa"/>
+          <w:end w:w="80" w:type="dxa"/>
+        </w:tblCellMar>
       </w:tblPr>
       <w:tblGrid>
         <w:gridCol w:w="4819"/>
@@ -132,6 +138,12 @@
         </w:tblBorders>
         <w:tblLayout w:type="fixed"/>
         <w:tblLook w:val="04A0" w:firstRow="1" w:lastRow="0" w:firstColumn="1" w:lastColumn="0" w:noHBand="0" w:noVBand="1"/>
+        <w:tblCellMar>
+          <w:top w:w="30" w:type="dxa"/>
+          <w:bottom w:w="30" w:type="dxa"/>
+          <w:start w:w="80" w:type="dxa"/>
+          <w:end w:w="80" w:type="dxa"/>
+        </w:tblCellMar>
       </w:tblPr>
       <w:tblGrid>
         <w:gridCol w:w="4819"/>
@@ -308,6 +320,12 @@
         </w:tblBorders>
         <w:tblLayout w:type="fixed"/>
         <w:tblLook w:val="04A0" w:firstRow="1" w:lastRow="0" w:firstColumn="1" w:lastColumn="0" w:noHBand="0" w:noVBand="1"/>
+        <w:tblCellMar>
+          <w:top w:w="30" w:type="dxa"/>
+          <w:bottom w:w="30" w:type="dxa"/>
+          <w:start w:w="80" w:type="dxa"/>
+          <w:end w:w="80" w:type="dxa"/>
+        </w:tblCellMar>
       </w:tblPr>
       <w:tblGrid>
         <w:gridCol w:w="1814"/>
@@ -453,6 +471,12 @@
         <w:tblW w:w="0" w:type="auto"/>
         <w:tblLayout w:type="fixed"/>
         <w:tblLook w:val="04A0" w:firstRow="1" w:lastRow="0" w:firstColumn="1" w:lastColumn="0" w:noHBand="0" w:noVBand="1"/>
+        <w:tblCellMar>
+          <w:top w:w="30" w:type="dxa"/>
+          <w:bottom w:w="30" w:type="dxa"/>
+          <w:start w:w="80" w:type="dxa"/>
+          <w:end w:w="80" w:type="dxa"/>
+        </w:tblCellMar>
       </w:tblPr>
       <w:tblGrid>
         <w:gridCol w:w="567"/>
@@ -859,6 +883,12 @@
         </w:tblBorders>
         <w:tblLayout w:type="fixed"/>
         <w:tblLook w:val="04A0" w:firstRow="1" w:lastRow="0" w:firstColumn="1" w:lastColumn="0" w:noHBand="0" w:noVBand="1"/>
+        <w:tblCellMar>
+          <w:top w:w="30" w:type="dxa"/>
+          <w:bottom w:w="30" w:type="dxa"/>
+          <w:start w:w="80" w:type="dxa"/>
+          <w:end w:w="80" w:type="dxa"/>
+        </w:tblCellMar>
       </w:tblPr>
       <w:tblGrid>
         <w:gridCol w:w="7937"/>
@@ -1002,6 +1032,12 @@
         <w:tblStyle w:val="TableGrid"/>
         <w:tblW w:w="0" w:type="auto"/>
         <w:tblLook w:val="04A0" w:firstRow="1" w:lastRow="0" w:firstColumn="1" w:lastColumn="0" w:noHBand="0" w:noVBand="1"/>
+        <w:tblCellMar>
+          <w:top w:w="30" w:type="dxa"/>
+          <w:bottom w:w="30" w:type="dxa"/>
+          <w:start w:w="80" w:type="dxa"/>
+          <w:end w:w="80" w:type="dxa"/>
+        </w:tblCellMar>
       </w:tblPr>
       <w:tblGrid>
         <w:gridCol w:w="2358"/>
@@ -1121,6 +1157,12 @@
         <w:tblStyle w:val="TableGrid"/>
         <w:tblW w:w="0" w:type="auto"/>
         <w:tblLook w:val="04A0" w:firstRow="1" w:lastRow="0" w:firstColumn="1" w:lastColumn="0" w:noHBand="0" w:noVBand="1"/>
+        <w:tblCellMar>
+          <w:top w:w="30" w:type="dxa"/>
+          <w:bottom w:w="30" w:type="dxa"/>
+          <w:start w:w="80" w:type="dxa"/>
+          <w:end w:w="80" w:type="dxa"/>
+        </w:tblCellMar>
       </w:tblPr>
       <w:tblGrid>
         <w:gridCol w:w="3528"/>
@@ -1261,6 +1303,12 @@
       <w:tblPr>
         <w:tblW w:w="0" w:type="auto"/>
         <w:tblLook w:val="04A0" w:firstRow="1" w:lastRow="0" w:firstColumn="1" w:lastColumn="0" w:noHBand="0" w:noVBand="1"/>
+        <w:tblCellMar>
+          <w:top w:w="30" w:type="dxa"/>
+          <w:bottom w:w="30" w:type="dxa"/>
+          <w:start w:w="80" w:type="dxa"/>
+          <w:end w:w="80" w:type="dxa"/>
+        </w:tblCellMar>
       </w:tblPr>
       <w:tblGrid>
         <w:gridCol w:w="9638"/>
@@ -1310,6 +1358,14 @@
               <w:t>Please fill in all fields above accurately and completely, then return this invoice along with any supporting documents (bills/receipts for reimbursements, if applicable) to ACA Technologies for processing. Invoices may only be raised for completed training days, and must reference the Purchase Order shown above.</w:t>
             </w:r>
           </w:p>
+          <w:p>
+            <w:r>
+              <w:rPr>
+                <w:sz w:val="19"/>
+              </w:rPr>
+              <w:t>This invoice must be accompanied by the corresponding Purchase Order. Payments are processed on a net 30 basis from date of approval.</w:t>
+            </w:r>
+          </w:p>
         </w:tc>
       </w:tr>
     </w:tbl>
@@ -1331,6 +1387,12 @@
         </w:tblBorders>
         <w:tblLayout w:type="fixed"/>
         <w:tblLook w:val="04A0" w:firstRow="1" w:lastRow="0" w:firstColumn="1" w:lastColumn="0" w:noHBand="0" w:noVBand="1"/>
+        <w:tblCellMar>
+          <w:top w:w="30" w:type="dxa"/>
+          <w:bottom w:w="30" w:type="dxa"/>
+          <w:start w:w="80" w:type="dxa"/>
+          <w:end w:w="80" w:type="dxa"/>
+        </w:tblCellMar>
       </w:tblPr>
       <w:tblGrid>
         <w:gridCol w:w="3969"/>
@@ -1338,6 +1400,9 @@
         <w:gridCol w:w="5499"/>
       </w:tblGrid>
       <w:tr>
+        <w:trPr>
+          <w:cantSplit/>
+        </w:trPr>
         <w:tc>
           <w:tcPr>
             <w:tcW w:w="3969" w:type="dxa"/>
@@ -1398,6 +1463,9 @@
         </w:tc>
       </w:tr>
       <w:tr>
+        <w:trPr>
+          <w:cantSplit/>
+        </w:trPr>
         <w:tc>
           <w:tcPr>
             <w:tcW w:w="3969" w:type="dxa"/>
@@ -1442,27 +1510,9 @@
         </w:tc>
       </w:tr>
     </w:tbl>
-    <w:p>
-      <w:pPr>
-        <w:pBdr>
-          <w:top w:val="single" w:sz="6" w:space="8" w:color="DDDDDD"/>
-        </w:pBdr>
-        <w:spacing w:before="360"/>
-        <w:jc w:val="center"/>
-      </w:pPr>
-      <w:r>
-        <w:rPr>
-          <w:rFonts w:ascii="Segoe UI" w:hAnsi="Segoe UI"/>
-          <w:i/>
-          <w:color w:val="999999"/>
-          <w:sz w:val="16"/>
-        </w:rPr>
-        <w:t>This invoice must be accompanied by the corresponding Purchase Order. Payments are processed on a net 30 basis from date of approval.</w:t>
-      </w:r>
-    </w:p>
     <w:sectPr>
       <w:pgSz w:w="11906" w:h="16838"/>
-      <w:pgMar w:top="1020" w:right="1134" w:bottom="1020" w:left="1134" w:header="720" w:footer="720" w:gutter="0"/>
+      <w:pgMar w:top="432" w:right="1134" w:bottom="432" w:left="1134" w:header="720" w:footer="720" w:gutter="0"/>
       <w:cols w:space="720"/>
       <w:docGrid w:linePitch="360"/>
     </w:sectPr>
